--- a/Course/5 Reference Guides/Diagram Bank.docx
+++ b/Course/5 Reference Guides/Diagram Bank.docx
@@ -7,25 +7,42 @@
         <w:pStyle w:val="Heading1"/>
       </w:pPr>
       <w:r>
+        <w:rPr>
+          <w:b w:val="0"/>
+          <w:i w:val="0"/>
+        </w:rPr>
         <w:t>Diagram Bank — OCR A Level Computer Science (H446)</w:t>
       </w:r>
     </w:p>
     <w:p>
       <w:r>
+        <w:rPr>
+          <w:b w:val="0"/>
+          <w:i w:val="0"/>
+        </w:rPr>
         <w:t>A collection of clean, labelled diagrams covering the most commonly examined</w:t>
       </w:r>
     </w:p>
     <w:p>
       <w:r>
+        <w:rPr>
+          <w:b w:val="0"/>
+          <w:i w:val="0"/>
+        </w:rPr>
         <w:t xml:space="preserve">visual topics. Use these to learn the </w:t>
       </w:r>
       <w:r>
         <w:rPr>
+          <w:b w:val="0"/>
           <w:i/>
         </w:rPr>
         <w:t>shape</w:t>
       </w:r>
       <w:r>
+        <w:rPr>
+          <w:b w:val="0"/>
+          <w:i w:val="0"/>
+        </w:rPr>
         <w:t xml:space="preserve"> of an answer, not just the words.</w:t>
       </w:r>
     </w:p>
@@ -34,6 +51,10 @@
         <w:pStyle w:val="Heading2"/>
       </w:pPr>
       <w:r>
+        <w:rPr>
+          <w:b w:val="0"/>
+          <w:i w:val="0"/>
+        </w:rPr>
         <w:t>How to use this bank</w:t>
       </w:r>
     </w:p>
@@ -44,10 +65,15 @@
       <w:r>
         <w:rPr>
           <w:b/>
+          <w:i w:val="0"/>
         </w:rPr>
         <w:t>Cover</w:t>
       </w:r>
       <w:r>
+        <w:rPr>
+          <w:b w:val="0"/>
+          <w:i w:val="0"/>
+        </w:rPr>
         <w:t xml:space="preserve"> the diagram with your hand (or a card).</w:t>
       </w:r>
     </w:p>
@@ -58,10 +84,15 @@
       <w:r>
         <w:rPr>
           <w:b/>
+          <w:i w:val="0"/>
         </w:rPr>
         <w:t>Redraw it from memory</w:t>
       </w:r>
       <w:r>
+        <w:rPr>
+          <w:b w:val="0"/>
+          <w:i w:val="0"/>
+        </w:rPr>
         <w:t xml:space="preserve"> on blank paper, including every label.</w:t>
       </w:r>
     </w:p>
@@ -72,10 +103,15 @@
       <w:r>
         <w:rPr>
           <w:b/>
+          <w:i w:val="0"/>
         </w:rPr>
         <w:t>Check</w:t>
       </w:r>
       <w:r>
+        <w:rPr>
+          <w:b w:val="0"/>
+          <w:i w:val="0"/>
+        </w:rPr>
         <w:t xml:space="preserve"> against the original. Note anything you missed, then redraw once more.</w:t>
       </w:r>
     </w:p>
@@ -84,20 +120,33 @@
         <w:pStyle w:val="ListNumber"/>
       </w:pPr>
       <w:r>
+        <w:rPr>
+          <w:b w:val="0"/>
+          <w:i w:val="0"/>
+        </w:rPr>
         <w:t xml:space="preserve">Read the short </w:t>
       </w:r>
       <w:r>
         <w:rPr>
           <w:b/>
+          <w:i w:val="0"/>
         </w:rPr>
         <w:t>"What to remember"</w:t>
       </w:r>
       <w:r>
+        <w:rPr>
+          <w:b w:val="0"/>
+          <w:i w:val="0"/>
+        </w:rPr>
         <w:t xml:space="preserve"> note under each diagram — these are the</w:t>
       </w:r>
     </w:p>
     <w:p>
       <w:r>
+        <w:rPr>
+          <w:b w:val="0"/>
+          <w:i w:val="0"/>
+        </w:rPr>
         <w:t xml:space="preserve">   marking points examiners look for.</w:t>
       </w:r>
     </w:p>
@@ -107,6 +156,10 @@
         <w:shd w:fill="FFF8E7"/>
       </w:pPr>
       <w:r>
+        <w:rPr>
+          <w:b w:val="0"/>
+          <w:i w:val="0"/>
+        </w:rPr>
         <w:t>Tip: Mermaid blocks render on GitHub automatically. ASCII/Unicode diagrams are</w:t>
       </w:r>
     </w:p>
@@ -116,6 +169,10 @@
         <w:shd w:fill="FFF8E7"/>
       </w:pPr>
       <w:r>
+        <w:rPr>
+          <w:b w:val="0"/>
+          <w:i w:val="0"/>
+        </w:rPr>
         <w:t>used for logic circuits, trees and register transfers where boxes-and-arrows</w:t>
       </w:r>
     </w:p>
@@ -125,6 +182,10 @@
         <w:shd w:fill="FFF8E7"/>
       </w:pPr>
       <w:r>
+        <w:rPr>
+          <w:b w:val="0"/>
+          <w:i w:val="0"/>
+        </w:rPr>
         <w:t>are clearer and easier to reproduce by hand.</w:t>
       </w:r>
     </w:p>
@@ -140,6 +201,10 @@
         <w:pStyle w:val="Heading2"/>
       </w:pPr>
       <w:r>
+        <w:rPr>
+          <w:b w:val="0"/>
+          <w:i w:val="0"/>
+        </w:rPr>
         <w:t>1. CPU Internal Structure &amp; the Fetch–Decode–Execute Cycle</w:t>
       </w:r>
     </w:p>
@@ -148,6 +213,10 @@
         <w:pStyle w:val="Heading3"/>
       </w:pPr>
       <w:r>
+        <w:rPr>
+          <w:b w:val="0"/>
+          <w:i w:val="0"/>
+        </w:rPr>
         <w:t>1a. CPU internal structure (ALU, CU, registers, buses)</w:t>
       </w:r>
     </w:p>
@@ -222,25 +291,42 @@
       <w:r>
         <w:rPr>
           <w:b/>
+          <w:i w:val="0"/>
         </w:rPr>
         <w:t>What to remember:</w:t>
       </w:r>
       <w:r>
+        <w:rPr>
+          <w:b w:val="0"/>
+          <w:i w:val="0"/>
+        </w:rPr>
         <w:t xml:space="preserve"> ALU does arithmetic/logic; CU decodes instructions and</w:t>
       </w:r>
     </w:p>
     <w:p>
       <w:r>
+        <w:rPr>
+          <w:b w:val="0"/>
+          <w:i w:val="0"/>
+        </w:rPr>
         <w:t>sends control signals. Three buses: address (one-way, carries locations), data</w:t>
       </w:r>
     </w:p>
     <w:p>
       <w:r>
+        <w:rPr>
+          <w:b w:val="0"/>
+          <w:i w:val="0"/>
+        </w:rPr>
         <w:t>(two-way, carries instructions/data), control (timing &amp; command signals). Bus</w:t>
       </w:r>
     </w:p>
     <w:p>
       <w:r>
+        <w:rPr>
+          <w:b w:val="0"/>
+          <w:i w:val="0"/>
+        </w:rPr>
         <w:t>width affects performance.</w:t>
       </w:r>
     </w:p>
@@ -249,6 +335,10 @@
         <w:pStyle w:val="Heading3"/>
       </w:pPr>
       <w:r>
+        <w:rPr>
+          <w:b w:val="0"/>
+          <w:i w:val="0"/>
+        </w:rPr>
         <w:t>1b. Fetch–Decode–Execute cycle (flowchart with register transfers)</w:t>
       </w:r>
     </w:p>
@@ -288,39 +378,63 @@
       <w:r>
         <w:rPr>
           <w:b/>
+          <w:i w:val="0"/>
         </w:rPr>
         <w:t>What to remember:</w:t>
       </w:r>
       <w:r>
+        <w:rPr>
+          <w:b w:val="0"/>
+          <w:i w:val="0"/>
+        </w:rPr>
         <w:t xml:space="preserve"> Order is fixed — MAR←PC, fetch to MDR, MDR→CIR, **then</w:t>
       </w:r>
     </w:p>
     <w:p>
       <w:r>
-        <w:t>increment PC</w:t>
+        <w:rPr>
+          <w:b w:val="0"/>
+          <w:i w:val="0"/>
+        </w:rPr>
+        <w:t>increment PC*</w:t>
       </w:r>
       <w:r>
         <w:rPr>
+          <w:b w:val="0"/>
           <w:i/>
         </w:rPr>
-        <w:t xml:space="preserve">*, decode, execute. The PC is incremented during </w:t>
+        <w:t xml:space="preserve">, decode, execute. The PC is incremented during </w:t>
       </w:r>
       <w:r>
+        <w:rPr>
+          <w:b w:val="0"/>
+          <w:i w:val="0"/>
+        </w:rPr>
         <w:t>fetch*, before</w:t>
       </w:r>
     </w:p>
     <w:p>
       <w:r>
+        <w:rPr>
+          <w:b w:val="0"/>
+          <w:i w:val="0"/>
+        </w:rPr>
         <w:t xml:space="preserve">execute. Use the arrow </w:t>
       </w:r>
       <w:r>
         <w:rPr>
           <w:rFonts w:ascii="Consolas" w:hAnsi="Consolas"/>
+          <w:b w:val="0"/>
+          <w:i w:val="0"/>
           <w:sz w:val="19"/>
         </w:rPr>
         <w:t>←</w:t>
       </w:r>
       <w:r>
+        <w:rPr>
+          <w:b w:val="0"/>
+          <w:i w:val="0"/>
+        </w:rPr>
         <w:t xml:space="preserve"> for "is loaded with" in register transfer notation.</w:t>
       </w:r>
     </w:p>
@@ -336,6 +450,10 @@
         <w:pStyle w:val="Heading2"/>
       </w:pPr>
       <w:r>
+        <w:rPr>
+          <w:b w:val="0"/>
+          <w:i w:val="0"/>
+        </w:rPr>
         <w:t>2. Von Neumann vs Harvard Architecture</w:t>
       </w:r>
     </w:p>
@@ -391,6 +509,7 @@
             <w:r>
               <w:rPr>
                 <w:b/>
+                <w:i w:val="0"/>
               </w:rPr>
               <w:t>Feature</w:t>
             </w:r>
@@ -410,6 +529,7 @@
             <w:r>
               <w:rPr>
                 <w:b/>
+                <w:i w:val="0"/>
               </w:rPr>
               <w:t>Von Neumann</w:t>
             </w:r>
@@ -429,6 +549,7 @@
             <w:r>
               <w:rPr>
                 <w:b/>
+                <w:i w:val="0"/>
               </w:rPr>
               <w:t>Harvard</w:t>
             </w:r>
@@ -443,6 +564,10 @@
           <w:p>
             <w:r/>
             <w:r>
+              <w:rPr>
+                <w:b w:val="0"/>
+                <w:i w:val="0"/>
+              </w:rPr>
               <w:t>Memory</w:t>
             </w:r>
           </w:p>
@@ -454,6 +579,10 @@
           <w:p>
             <w:r/>
             <w:r>
+              <w:rPr>
+                <w:b w:val="0"/>
+                <w:i w:val="0"/>
+              </w:rPr>
               <w:t>One memory for data + program</w:t>
             </w:r>
           </w:p>
@@ -465,6 +594,10 @@
           <w:p>
             <w:r/>
             <w:r>
+              <w:rPr>
+                <w:b w:val="0"/>
+                <w:i w:val="0"/>
+              </w:rPr>
               <w:t>Separate data &amp; instruction memory</w:t>
             </w:r>
           </w:p>
@@ -478,6 +611,10 @@
           <w:p>
             <w:r/>
             <w:r>
+              <w:rPr>
+                <w:b w:val="0"/>
+                <w:i w:val="0"/>
+              </w:rPr>
               <w:t>Buses</w:t>
             </w:r>
           </w:p>
@@ -489,6 +626,10 @@
           <w:p>
             <w:r/>
             <w:r>
+              <w:rPr>
+                <w:b w:val="0"/>
+                <w:i w:val="0"/>
+              </w:rPr>
               <w:t>Shared (one set)</w:t>
             </w:r>
           </w:p>
@@ -500,6 +641,10 @@
           <w:p>
             <w:r/>
             <w:r>
+              <w:rPr>
+                <w:b w:val="0"/>
+                <w:i w:val="0"/>
+              </w:rPr>
               <w:t>Separate buses for each memory</w:t>
             </w:r>
           </w:p>
@@ -513,6 +658,10 @@
           <w:p>
             <w:r/>
             <w:r>
+              <w:rPr>
+                <w:b w:val="0"/>
+                <w:i w:val="0"/>
+              </w:rPr>
               <w:t>Speed</w:t>
             </w:r>
           </w:p>
@@ -524,6 +673,10 @@
           <w:p>
             <w:r/>
             <w:r>
+              <w:rPr>
+                <w:b w:val="0"/>
+                <w:i w:val="0"/>
+              </w:rPr>
               <w:t>Bottleneck (can't fetch both)</w:t>
             </w:r>
           </w:p>
@@ -535,6 +688,10 @@
           <w:p>
             <w:r/>
             <w:r>
+              <w:rPr>
+                <w:b w:val="0"/>
+                <w:i w:val="0"/>
+              </w:rPr>
               <w:t>Can fetch instruction + data at once</w:t>
             </w:r>
           </w:p>
@@ -548,6 +705,10 @@
           <w:p>
             <w:r/>
             <w:r>
+              <w:rPr>
+                <w:b w:val="0"/>
+                <w:i w:val="0"/>
+              </w:rPr>
               <w:t>Cost/complexity</w:t>
             </w:r>
           </w:p>
@@ -559,6 +720,10 @@
           <w:p>
             <w:r/>
             <w:r>
+              <w:rPr>
+                <w:b w:val="0"/>
+                <w:i w:val="0"/>
+              </w:rPr>
               <w:t>Simpler, cheaper</w:t>
             </w:r>
           </w:p>
@@ -570,6 +735,10 @@
           <w:p>
             <w:r/>
             <w:r>
+              <w:rPr>
+                <w:b w:val="0"/>
+                <w:i w:val="0"/>
+              </w:rPr>
               <w:t>More complex/costly</w:t>
             </w:r>
           </w:p>
@@ -583,6 +752,10 @@
           <w:p>
             <w:r/>
             <w:r>
+              <w:rPr>
+                <w:b w:val="0"/>
+                <w:i w:val="0"/>
+              </w:rPr>
               <w:t>Typical use</w:t>
             </w:r>
           </w:p>
@@ -594,6 +767,10 @@
           <w:p>
             <w:r/>
             <w:r>
+              <w:rPr>
+                <w:b w:val="0"/>
+                <w:i w:val="0"/>
+              </w:rPr>
               <w:t>General-purpose PCs</w:t>
             </w:r>
           </w:p>
@@ -605,6 +782,10 @@
           <w:p>
             <w:r/>
             <w:r>
+              <w:rPr>
+                <w:b w:val="0"/>
+                <w:i w:val="0"/>
+              </w:rPr>
               <w:t>Embedded systems, DSPs, microcontrollers</w:t>
             </w:r>
           </w:p>
@@ -616,20 +797,33 @@
       <w:r>
         <w:rPr>
           <w:b/>
+          <w:i w:val="0"/>
         </w:rPr>
         <w:t>What to remember:</w:t>
       </w:r>
       <w:r>
+        <w:rPr>
+          <w:b w:val="0"/>
+          <w:i w:val="0"/>
+        </w:rPr>
         <w:t xml:space="preserve"> Von Neumann = ONE shared memory &amp; bus (the "bottleneck").</w:t>
       </w:r>
     </w:p>
     <w:p>
       <w:r>
+        <w:rPr>
+          <w:b w:val="0"/>
+          <w:i w:val="0"/>
+        </w:rPr>
         <w:t>Harvard = SEPARATE memories and buses for instructions and data, allowing</w:t>
       </w:r>
     </w:p>
     <w:p>
       <w:r>
+        <w:rPr>
+          <w:b w:val="0"/>
+          <w:i w:val="0"/>
+        </w:rPr>
         <w:t>simultaneous access. Modern CPUs often use a hybrid (Harvard caches, Von Neumann main memory).</w:t>
       </w:r>
     </w:p>
@@ -645,6 +839,10 @@
         <w:pStyle w:val="Heading2"/>
       </w:pPr>
       <w:r>
+        <w:rPr>
+          <w:b w:val="0"/>
+          <w:i w:val="0"/>
+        </w:rPr>
         <w:t>3. Memory Hierarchy</w:t>
       </w:r>
     </w:p>
@@ -698,20 +896,33 @@
       <w:r>
         <w:rPr>
           <w:b/>
+          <w:i w:val="0"/>
         </w:rPr>
         <w:t>What to remember:</w:t>
       </w:r>
       <w:r>
+        <w:rPr>
+          <w:b w:val="0"/>
+          <w:i w:val="0"/>
+        </w:rPr>
         <w:t xml:space="preserve"> As you go DOWN: capacity ↑, cost-per-byte ↓, speed ↓.</w:t>
       </w:r>
     </w:p>
     <w:p>
       <w:r>
+        <w:rPr>
+          <w:b w:val="0"/>
+          <w:i w:val="0"/>
+        </w:rPr>
         <w:t>Cache (L1→L2→L3) sits between registers and RAM to reduce the speed gap.</w:t>
       </w:r>
     </w:p>
     <w:p>
       <w:r>
+        <w:rPr>
+          <w:b w:val="0"/>
+          <w:i w:val="0"/>
+        </w:rPr>
         <w:t>Virtual memory uses secondary storage as an extension of RAM when RAM is full.</w:t>
       </w:r>
     </w:p>
@@ -727,6 +938,10 @@
         <w:pStyle w:val="Heading2"/>
       </w:pPr>
       <w:r>
+        <w:rPr>
+          <w:b w:val="0"/>
+          <w:i w:val="0"/>
+        </w:rPr>
         <w:t>4. Network Topologies &amp; the TCP/IP Stack</w:t>
       </w:r>
     </w:p>
@@ -735,6 +950,10 @@
         <w:pStyle w:val="Heading3"/>
       </w:pPr>
       <w:r>
+        <w:rPr>
+          <w:b w:val="0"/>
+          <w:i w:val="0"/>
+        </w:rPr>
         <w:t>4a. Topologies</w:t>
       </w:r>
     </w:p>
@@ -792,6 +1011,7 @@
             <w:r>
               <w:rPr>
                 <w:b/>
+                <w:i w:val="0"/>
               </w:rPr>
               <w:t>Topology</w:t>
             </w:r>
@@ -811,6 +1031,7 @@
             <w:r>
               <w:rPr>
                 <w:b/>
+                <w:i w:val="0"/>
               </w:rPr>
               <w:t>Pros</w:t>
             </w:r>
@@ -830,6 +1051,7 @@
             <w:r>
               <w:rPr>
                 <w:b/>
+                <w:i w:val="0"/>
               </w:rPr>
               <w:t>Cons</w:t>
             </w:r>
@@ -844,6 +1066,10 @@
           <w:p>
             <w:r/>
             <w:r>
+              <w:rPr>
+                <w:b w:val="0"/>
+                <w:i w:val="0"/>
+              </w:rPr>
               <w:t>Star</w:t>
             </w:r>
           </w:p>
@@ -855,6 +1081,10 @@
           <w:p>
             <w:r/>
             <w:r>
+              <w:rPr>
+                <w:b w:val="0"/>
+                <w:i w:val="0"/>
+              </w:rPr>
               <w:t>Fast; one cable fault isolates 1 node</w:t>
             </w:r>
           </w:p>
@@ -866,6 +1096,10 @@
           <w:p>
             <w:r/>
             <w:r>
+              <w:rPr>
+                <w:b w:val="0"/>
+                <w:i w:val="0"/>
+              </w:rPr>
               <w:t>Central switch failure = whole network down</w:t>
             </w:r>
           </w:p>
@@ -879,6 +1113,10 @@
           <w:p>
             <w:r/>
             <w:r>
+              <w:rPr>
+                <w:b w:val="0"/>
+                <w:i w:val="0"/>
+              </w:rPr>
               <w:t>Mesh</w:t>
             </w:r>
           </w:p>
@@ -890,6 +1128,10 @@
           <w:p>
             <w:r/>
             <w:r>
+              <w:rPr>
+                <w:b w:val="0"/>
+                <w:i w:val="0"/>
+              </w:rPr>
               <w:t>Very resilient; no single point of fail</w:t>
             </w:r>
           </w:p>
@@ -901,6 +1143,10 @@
           <w:p>
             <w:r/>
             <w:r>
+              <w:rPr>
+                <w:b w:val="0"/>
+                <w:i w:val="0"/>
+              </w:rPr>
               <w:t>Lots of cabling/cost (full mesh)</w:t>
             </w:r>
           </w:p>
@@ -914,6 +1160,10 @@
           <w:p>
             <w:r/>
             <w:r>
+              <w:rPr>
+                <w:b w:val="0"/>
+                <w:i w:val="0"/>
+              </w:rPr>
               <w:t>Bus</w:t>
             </w:r>
           </w:p>
@@ -925,6 +1175,10 @@
           <w:p>
             <w:r/>
             <w:r>
+              <w:rPr>
+                <w:b w:val="0"/>
+                <w:i w:val="0"/>
+              </w:rPr>
               <w:t>Cheap, little cabling</w:t>
             </w:r>
           </w:p>
@@ -936,6 +1190,10 @@
           <w:p>
             <w:r/>
             <w:r>
+              <w:rPr>
+                <w:b w:val="0"/>
+                <w:i w:val="0"/>
+              </w:rPr>
               <w:t>Collisions; backbone fault kills all</w:t>
             </w:r>
           </w:p>
@@ -948,6 +1206,10 @@
         <w:pStyle w:val="Heading3"/>
       </w:pPr>
       <w:r>
+        <w:rPr>
+          <w:b w:val="0"/>
+          <w:i w:val="0"/>
+        </w:rPr>
         <w:t>4b. TCP/IP 4-layer model</w:t>
       </w:r>
     </w:p>
@@ -983,20 +1245,33 @@
       <w:r>
         <w:rPr>
           <w:b/>
+          <w:i w:val="0"/>
         </w:rPr>
         <w:t>What to remember:</w:t>
       </w:r>
       <w:r>
+        <w:rPr>
+          <w:b w:val="0"/>
+          <w:i w:val="0"/>
+        </w:rPr>
         <w:t xml:space="preserve"> Four layers top-to-bottom: **Application, Transport,</w:t>
       </w:r>
     </w:p>
     <w:p>
       <w:r>
+        <w:rPr>
+          <w:b w:val="0"/>
+          <w:i w:val="0"/>
+        </w:rPr>
         <w:t>Internet, Link**. Data is encapsulated going down (headers added) and</w:t>
       </w:r>
     </w:p>
     <w:p>
       <w:r>
+        <w:rPr>
+          <w:b w:val="0"/>
+          <w:i w:val="0"/>
+        </w:rPr>
         <w:t>de-encapsulated going up. Know one or two example protocols per layer.</w:t>
       </w:r>
     </w:p>
@@ -1012,6 +1287,10 @@
         <w:pStyle w:val="Heading2"/>
       </w:pPr>
       <w:r>
+        <w:rPr>
+          <w:b w:val="0"/>
+          <w:i w:val="0"/>
+        </w:rPr>
         <w:t>5. Client–Server Request/Response Model</w:t>
       </w:r>
     </w:p>
@@ -1049,38 +1328,61 @@
       <w:r>
         <w:rPr>
           <w:b/>
+          <w:i w:val="0"/>
         </w:rPr>
         <w:t>What to remember:</w:t>
       </w:r>
       <w:r>
+        <w:rPr>
+          <w:b w:val="0"/>
+          <w:i w:val="0"/>
+        </w:rPr>
         <w:t xml:space="preserve"> Client </w:t>
       </w:r>
       <w:r>
         <w:rPr>
+          <w:b w:val="0"/>
           <w:i/>
         </w:rPr>
         <w:t>requests</w:t>
       </w:r>
       <w:r>
+        <w:rPr>
+          <w:b w:val="0"/>
+          <w:i w:val="0"/>
+        </w:rPr>
         <w:t xml:space="preserve">, server </w:t>
       </w:r>
       <w:r>
         <w:rPr>
+          <w:b w:val="0"/>
           <w:i/>
         </w:rPr>
         <w:t>responds</w:t>
       </w:r>
       <w:r>
+        <w:rPr>
+          <w:b w:val="0"/>
+          <w:i w:val="0"/>
+        </w:rPr>
         <w:t>. A DNS lookup</w:t>
       </w:r>
     </w:p>
     <w:p>
       <w:r>
+        <w:rPr>
+          <w:b w:val="0"/>
+          <w:i w:val="0"/>
+        </w:rPr>
         <w:t>resolves the domain name to an IP first. Communication uses request/response</w:t>
       </w:r>
     </w:p>
     <w:p>
       <w:r>
+        <w:rPr>
+          <w:b w:val="0"/>
+          <w:i w:val="0"/>
+        </w:rPr>
         <w:t>messages (e.g. HTTP GET/POST). The server holds the resource; the client initiates.</w:t>
       </w:r>
     </w:p>
@@ -1096,6 +1398,10 @@
         <w:pStyle w:val="Heading2"/>
       </w:pPr>
       <w:r>
+        <w:rPr>
+          <w:b w:val="0"/>
+          <w:i w:val="0"/>
+        </w:rPr>
         <w:t>6. Entity-Relationship Diagram (Customer–Order–Product)</w:t>
       </w:r>
     </w:p>
@@ -1147,6 +1453,10 @@
     </w:p>
     <w:p>
       <w:r>
+        <w:rPr>
+          <w:b w:val="0"/>
+          <w:i w:val="0"/>
+        </w:rPr>
         <w:t>Crow's-foot reminder (read left-to-right):</w:t>
       </w:r>
     </w:p>
@@ -1168,25 +1478,42 @@
       <w:r>
         <w:rPr>
           <w:b/>
+          <w:i w:val="0"/>
         </w:rPr>
         <w:t>What to remember:</w:t>
       </w:r>
       <w:r>
+        <w:rPr>
+          <w:b w:val="0"/>
+          <w:i w:val="0"/>
+        </w:rPr>
         <w:t xml:space="preserve"> PK = Primary Key (unique identifier), FK = Foreign Key</w:t>
       </w:r>
     </w:p>
     <w:p>
       <w:r>
+        <w:rPr>
+          <w:b w:val="0"/>
+          <w:i w:val="0"/>
+        </w:rPr>
         <w:t>(links to a PK in another table). The "crow's foot" (∞ / many) goes on the</w:t>
       </w:r>
     </w:p>
     <w:p>
       <w:r>
+        <w:rPr>
+          <w:b w:val="0"/>
+          <w:i w:val="0"/>
+        </w:rPr>
         <w:t>"many" side. A many-to-many relationship is normally broken down with a linking</w:t>
       </w:r>
     </w:p>
     <w:p>
       <w:r>
+        <w:rPr>
+          <w:b w:val="0"/>
+          <w:i w:val="0"/>
+        </w:rPr>
         <w:t>(junction) table, e.g. ORDER_LINE.</w:t>
       </w:r>
     </w:p>
@@ -1202,6 +1529,10 @@
         <w:pStyle w:val="Heading2"/>
       </w:pPr>
       <w:r>
+        <w:rPr>
+          <w:b w:val="0"/>
+          <w:i w:val="0"/>
+        </w:rPr>
         <w:t>7. Logic Gates, Half/Full Adder &amp; a Sample Circuit</w:t>
       </w:r>
     </w:p>
@@ -1210,6 +1541,10 @@
         <w:pStyle w:val="Heading3"/>
       </w:pPr>
       <w:r>
+        <w:rPr>
+          <w:b w:val="0"/>
+          <w:i w:val="0"/>
+        </w:rPr>
         <w:t>7a. Gate symbols and truth recap</w:t>
       </w:r>
     </w:p>
@@ -1265,6 +1600,7 @@
             <w:r>
               <w:rPr>
                 <w:b/>
+                <w:i w:val="0"/>
               </w:rPr>
               <w:t>A</w:t>
             </w:r>
@@ -1284,6 +1620,7 @@
             <w:r>
               <w:rPr>
                 <w:b/>
+                <w:i w:val="0"/>
               </w:rPr>
               <w:t>B</w:t>
             </w:r>
@@ -1303,6 +1640,7 @@
             <w:r>
               <w:rPr>
                 <w:b/>
+                <w:i w:val="0"/>
               </w:rPr>
               <w:t>AND</w:t>
             </w:r>
@@ -1322,6 +1660,7 @@
             <w:r>
               <w:rPr>
                 <w:b/>
+                <w:i w:val="0"/>
               </w:rPr>
               <w:t>OR</w:t>
             </w:r>
@@ -1341,6 +1680,7 @@
             <w:r>
               <w:rPr>
                 <w:b/>
+                <w:i w:val="0"/>
               </w:rPr>
               <w:t>XOR</w:t>
             </w:r>
@@ -1360,6 +1700,7 @@
             <w:r>
               <w:rPr>
                 <w:b/>
+                <w:i w:val="0"/>
               </w:rPr>
               <w:t>NAND</w:t>
             </w:r>
@@ -1379,6 +1720,7 @@
             <w:r>
               <w:rPr>
                 <w:b/>
+                <w:i w:val="0"/>
               </w:rPr>
               <w:t>NOR</w:t>
             </w:r>
@@ -1393,6 +1735,10 @@
           <w:p>
             <w:r/>
             <w:r>
+              <w:rPr>
+                <w:b w:val="0"/>
+                <w:i w:val="0"/>
+              </w:rPr>
               <w:t>0</w:t>
             </w:r>
           </w:p>
@@ -1404,6 +1750,10 @@
           <w:p>
             <w:r/>
             <w:r>
+              <w:rPr>
+                <w:b w:val="0"/>
+                <w:i w:val="0"/>
+              </w:rPr>
               <w:t>0</w:t>
             </w:r>
           </w:p>
@@ -1415,6 +1765,10 @@
           <w:p>
             <w:r/>
             <w:r>
+              <w:rPr>
+                <w:b w:val="0"/>
+                <w:i w:val="0"/>
+              </w:rPr>
               <w:t>0</w:t>
             </w:r>
           </w:p>
@@ -1426,6 +1780,10 @@
           <w:p>
             <w:r/>
             <w:r>
+              <w:rPr>
+                <w:b w:val="0"/>
+                <w:i w:val="0"/>
+              </w:rPr>
               <w:t>0</w:t>
             </w:r>
           </w:p>
@@ -1437,6 +1795,10 @@
           <w:p>
             <w:r/>
             <w:r>
+              <w:rPr>
+                <w:b w:val="0"/>
+                <w:i w:val="0"/>
+              </w:rPr>
               <w:t>0</w:t>
             </w:r>
           </w:p>
@@ -1448,6 +1810,10 @@
           <w:p>
             <w:r/>
             <w:r>
+              <w:rPr>
+                <w:b w:val="0"/>
+                <w:i w:val="0"/>
+              </w:rPr>
               <w:t>1</w:t>
             </w:r>
           </w:p>
@@ -1459,6 +1825,10 @@
           <w:p>
             <w:r/>
             <w:r>
+              <w:rPr>
+                <w:b w:val="0"/>
+                <w:i w:val="0"/>
+              </w:rPr>
               <w:t>1</w:t>
             </w:r>
           </w:p>
@@ -1472,6 +1842,10 @@
           <w:p>
             <w:r/>
             <w:r>
+              <w:rPr>
+                <w:b w:val="0"/>
+                <w:i w:val="0"/>
+              </w:rPr>
               <w:t>0</w:t>
             </w:r>
           </w:p>
@@ -1483,6 +1857,10 @@
           <w:p>
             <w:r/>
             <w:r>
+              <w:rPr>
+                <w:b w:val="0"/>
+                <w:i w:val="0"/>
+              </w:rPr>
               <w:t>1</w:t>
             </w:r>
           </w:p>
@@ -1494,6 +1872,10 @@
           <w:p>
             <w:r/>
             <w:r>
+              <w:rPr>
+                <w:b w:val="0"/>
+                <w:i w:val="0"/>
+              </w:rPr>
               <w:t>0</w:t>
             </w:r>
           </w:p>
@@ -1505,6 +1887,10 @@
           <w:p>
             <w:r/>
             <w:r>
+              <w:rPr>
+                <w:b w:val="0"/>
+                <w:i w:val="0"/>
+              </w:rPr>
               <w:t>1</w:t>
             </w:r>
           </w:p>
@@ -1516,6 +1902,10 @@
           <w:p>
             <w:r/>
             <w:r>
+              <w:rPr>
+                <w:b w:val="0"/>
+                <w:i w:val="0"/>
+              </w:rPr>
               <w:t>1</w:t>
             </w:r>
           </w:p>
@@ -1527,6 +1917,10 @@
           <w:p>
             <w:r/>
             <w:r>
+              <w:rPr>
+                <w:b w:val="0"/>
+                <w:i w:val="0"/>
+              </w:rPr>
               <w:t>1</w:t>
             </w:r>
           </w:p>
@@ -1538,6 +1932,10 @@
           <w:p>
             <w:r/>
             <w:r>
+              <w:rPr>
+                <w:b w:val="0"/>
+                <w:i w:val="0"/>
+              </w:rPr>
               <w:t>0</w:t>
             </w:r>
           </w:p>
@@ -1551,6 +1949,10 @@
           <w:p>
             <w:r/>
             <w:r>
+              <w:rPr>
+                <w:b w:val="0"/>
+                <w:i w:val="0"/>
+              </w:rPr>
               <w:t>1</w:t>
             </w:r>
           </w:p>
@@ -1562,6 +1964,10 @@
           <w:p>
             <w:r/>
             <w:r>
+              <w:rPr>
+                <w:b w:val="0"/>
+                <w:i w:val="0"/>
+              </w:rPr>
               <w:t>0</w:t>
             </w:r>
           </w:p>
@@ -1573,6 +1979,10 @@
           <w:p>
             <w:r/>
             <w:r>
+              <w:rPr>
+                <w:b w:val="0"/>
+                <w:i w:val="0"/>
+              </w:rPr>
               <w:t>0</w:t>
             </w:r>
           </w:p>
@@ -1584,6 +1994,10 @@
           <w:p>
             <w:r/>
             <w:r>
+              <w:rPr>
+                <w:b w:val="0"/>
+                <w:i w:val="0"/>
+              </w:rPr>
               <w:t>1</w:t>
             </w:r>
           </w:p>
@@ -1595,6 +2009,10 @@
           <w:p>
             <w:r/>
             <w:r>
+              <w:rPr>
+                <w:b w:val="0"/>
+                <w:i w:val="0"/>
+              </w:rPr>
               <w:t>1</w:t>
             </w:r>
           </w:p>
@@ -1606,6 +2024,10 @@
           <w:p>
             <w:r/>
             <w:r>
+              <w:rPr>
+                <w:b w:val="0"/>
+                <w:i w:val="0"/>
+              </w:rPr>
               <w:t>1</w:t>
             </w:r>
           </w:p>
@@ -1617,6 +2039,10 @@
           <w:p>
             <w:r/>
             <w:r>
+              <w:rPr>
+                <w:b w:val="0"/>
+                <w:i w:val="0"/>
+              </w:rPr>
               <w:t>0</w:t>
             </w:r>
           </w:p>
@@ -1630,6 +2056,10 @@
           <w:p>
             <w:r/>
             <w:r>
+              <w:rPr>
+                <w:b w:val="0"/>
+                <w:i w:val="0"/>
+              </w:rPr>
               <w:t>1</w:t>
             </w:r>
           </w:p>
@@ -1641,6 +2071,10 @@
           <w:p>
             <w:r/>
             <w:r>
+              <w:rPr>
+                <w:b w:val="0"/>
+                <w:i w:val="0"/>
+              </w:rPr>
               <w:t>1</w:t>
             </w:r>
           </w:p>
@@ -1652,6 +2086,10 @@
           <w:p>
             <w:r/>
             <w:r>
+              <w:rPr>
+                <w:b w:val="0"/>
+                <w:i w:val="0"/>
+              </w:rPr>
               <w:t>1</w:t>
             </w:r>
           </w:p>
@@ -1663,6 +2101,10 @@
           <w:p>
             <w:r/>
             <w:r>
+              <w:rPr>
+                <w:b w:val="0"/>
+                <w:i w:val="0"/>
+              </w:rPr>
               <w:t>1</w:t>
             </w:r>
           </w:p>
@@ -1674,6 +2116,10 @@
           <w:p>
             <w:r/>
             <w:r>
+              <w:rPr>
+                <w:b w:val="0"/>
+                <w:i w:val="0"/>
+              </w:rPr>
               <w:t>0</w:t>
             </w:r>
           </w:p>
@@ -1685,6 +2131,10 @@
           <w:p>
             <w:r/>
             <w:r>
+              <w:rPr>
+                <w:b w:val="0"/>
+                <w:i w:val="0"/>
+              </w:rPr>
               <w:t>0</w:t>
             </w:r>
           </w:p>
@@ -1696,6 +2146,10 @@
           <w:p>
             <w:r/>
             <w:r>
+              <w:rPr>
+                <w:b w:val="0"/>
+                <w:i w:val="0"/>
+              </w:rPr>
               <w:t>0</w:t>
             </w:r>
           </w:p>
@@ -1708,6 +2162,10 @@
         <w:pStyle w:val="Heading3"/>
       </w:pPr>
       <w:r>
+        <w:rPr>
+          <w:b w:val="0"/>
+          <w:i w:val="0"/>
+        </w:rPr>
         <w:t>7b. Half adder (adds two bits A, B → Sum, Carry)</w:t>
       </w:r>
     </w:p>
@@ -1753,6 +2211,10 @@
         <w:pStyle w:val="Heading3"/>
       </w:pPr>
       <w:r>
+        <w:rPr>
+          <w:b w:val="0"/>
+          <w:i w:val="0"/>
+        </w:rPr>
         <w:t>7c. Full adder (adds A, B and Carry-In → Sum, Carry-Out)</w:t>
       </w:r>
     </w:p>
@@ -1796,6 +2258,10 @@
         <w:pStyle w:val="Heading3"/>
       </w:pPr>
       <w:r>
+        <w:rPr>
+          <w:b w:val="0"/>
+          <w:i w:val="0"/>
+        </w:rPr>
         <w:t>7d. Sample logic circuit</w:t>
       </w:r>
     </w:p>
@@ -1833,43 +2299,70 @@
       <w:r>
         <w:rPr>
           <w:b/>
+          <w:i w:val="0"/>
         </w:rPr>
         <w:t>What to remember:</w:t>
       </w:r>
       <w:r>
+        <w:rPr>
+          <w:b w:val="0"/>
+          <w:i w:val="0"/>
+        </w:rPr>
         <w:t xml:space="preserve"> Half adder = 1 XOR (sum) + 1 AND (carry), </w:t>
       </w:r>
       <w:r>
         <w:rPr>
           <w:b/>
+          <w:i w:val="0"/>
         </w:rPr>
         <w:t>no carry-in</w:t>
       </w:r>
       <w:r>
+        <w:rPr>
+          <w:b w:val="0"/>
+          <w:i w:val="0"/>
+        </w:rPr>
         <w:t>.</w:t>
       </w:r>
     </w:p>
     <w:p>
       <w:r>
+        <w:rPr>
+          <w:b w:val="0"/>
+          <w:i w:val="0"/>
+        </w:rPr>
         <w:t xml:space="preserve">Full adder = two half adders + an OR gate, </w:t>
       </w:r>
       <w:r>
         <w:rPr>
           <w:b/>
+          <w:i w:val="0"/>
         </w:rPr>
         <w:t>handles a carry-in</w:t>
       </w:r>
       <w:r>
+        <w:rPr>
+          <w:b w:val="0"/>
+          <w:i w:val="0"/>
+        </w:rPr>
         <w:t>. Chain full</w:t>
       </w:r>
     </w:p>
     <w:p>
       <w:r>
+        <w:rPr>
+          <w:b w:val="0"/>
+          <w:i w:val="0"/>
+        </w:rPr>
         <w:t>adders to add multi-bit numbers (ripple adder). Always be ready to write the</w:t>
       </w:r>
     </w:p>
     <w:p>
       <w:r>
+        <w:rPr>
+          <w:b w:val="0"/>
+          <w:i w:val="0"/>
+        </w:rPr>
         <w:t>Boolean expression and a truth table.</w:t>
       </w:r>
     </w:p>
@@ -1885,6 +2378,10 @@
         <w:pStyle w:val="Heading2"/>
       </w:pPr>
       <w:r>
+        <w:rPr>
+          <w:b w:val="0"/>
+          <w:i w:val="0"/>
+        </w:rPr>
         <w:t>8. Data Structures</w:t>
       </w:r>
     </w:p>
@@ -1893,6 +2390,10 @@
         <w:pStyle w:val="Heading3"/>
       </w:pPr>
       <w:r>
+        <w:rPr>
+          <w:b w:val="0"/>
+          <w:i w:val="0"/>
+        </w:rPr>
         <w:t>8a. Stack (LIFO) and Queue (FIFO)</w:t>
       </w:r>
     </w:p>
@@ -1930,6 +2431,10 @@
         <w:pStyle w:val="Heading3"/>
       </w:pPr>
       <w:r>
+        <w:rPr>
+          <w:b w:val="0"/>
+          <w:i w:val="0"/>
+        </w:rPr>
         <w:t>8b. Singly linked list with pointers</w:t>
       </w:r>
     </w:p>
@@ -1962,6 +2467,10 @@
         <w:pStyle w:val="Heading3"/>
       </w:pPr>
       <w:r>
+        <w:rPr>
+          <w:b w:val="0"/>
+          <w:i w:val="0"/>
+        </w:rPr>
         <w:t>8c. Binary search tree</w:t>
       </w:r>
     </w:p>
@@ -2005,6 +2514,10 @@
         <w:pStyle w:val="Heading3"/>
       </w:pPr>
       <w:r>
+        <w:rPr>
+          <w:b w:val="0"/>
+          <w:i w:val="0"/>
+        </w:rPr>
         <w:t>8d. Small weighted graph (for Dijkstra)</w:t>
       </w:r>
     </w:p>
@@ -2049,43 +2562,70 @@
       <w:r>
         <w:rPr>
           <w:b/>
+          <w:i w:val="0"/>
         </w:rPr>
         <w:t>What to remember:</w:t>
       </w:r>
       <w:r>
+        <w:rPr>
+          <w:b w:val="0"/>
+          <w:i w:val="0"/>
+        </w:rPr>
         <w:t xml:space="preserve"> Stack = LIFO (push/pop one end); Queue = FIFO (enqueue rear,</w:t>
       </w:r>
     </w:p>
     <w:p>
       <w:r>
+        <w:rPr>
+          <w:b w:val="0"/>
+          <w:i w:val="0"/>
+        </w:rPr>
         <w:t xml:space="preserve">dequeue front). Linked list nodes hold </w:t>
       </w:r>
       <w:r>
         <w:rPr>
+          <w:b w:val="0"/>
           <w:i/>
         </w:rPr>
         <w:t>data</w:t>
       </w:r>
       <w:r>
+        <w:rPr>
+          <w:b w:val="0"/>
+          <w:i w:val="0"/>
+        </w:rPr>
         <w:t xml:space="preserve"> + a </w:t>
       </w:r>
       <w:r>
         <w:rPr>
+          <w:b w:val="0"/>
           <w:i/>
         </w:rPr>
         <w:t>pointer</w:t>
       </w:r>
       <w:r>
+        <w:rPr>
+          <w:b w:val="0"/>
+          <w:i w:val="0"/>
+        </w:rPr>
         <w:t xml:space="preserve"> to the next node; the</w:t>
       </w:r>
     </w:p>
     <w:p>
       <w:r>
+        <w:rPr>
+          <w:b w:val="0"/>
+          <w:i w:val="0"/>
+        </w:rPr>
         <w:t>last points to null. In a BST: left &lt; node &lt; right. For Dijkstra, label each edge</w:t>
       </w:r>
     </w:p>
     <w:p>
       <w:r>
+        <w:rPr>
+          <w:b w:val="0"/>
+          <w:i w:val="0"/>
+        </w:rPr>
         <w:t>with its weight (cost).</w:t>
       </w:r>
     </w:p>
@@ -2101,6 +2641,10 @@
         <w:pStyle w:val="Heading2"/>
       </w:pPr>
       <w:r>
+        <w:rPr>
+          <w:b w:val="0"/>
+          <w:i w:val="0"/>
+        </w:rPr>
         <w:t>9. Binary Tree Traversals (one example tree)</w:t>
       </w:r>
     </w:p>
@@ -2170,6 +2714,7 @@
             <w:r>
               <w:rPr>
                 <w:b/>
+                <w:i w:val="0"/>
               </w:rPr>
               <w:t>Traversal</w:t>
             </w:r>
@@ -2189,6 +2734,7 @@
             <w:r>
               <w:rPr>
                 <w:b/>
+                <w:i w:val="0"/>
               </w:rPr>
               <w:t>Rule (visit order)</w:t>
             </w:r>
@@ -2208,6 +2754,7 @@
             <w:r>
               <w:rPr>
                 <w:b/>
+                <w:i w:val="0"/>
               </w:rPr>
               <w:t>Output</w:t>
             </w:r>
@@ -2224,10 +2771,15 @@
             <w:r>
               <w:rPr>
                 <w:b/>
+                <w:i w:val="0"/>
               </w:rPr>
               <w:t>Pre-order</w:t>
             </w:r>
             <w:r>
+              <w:rPr>
+                <w:b w:val="0"/>
+                <w:i w:val="0"/>
+              </w:rPr>
               <w:t xml:space="preserve">  (NLR)</w:t>
             </w:r>
           </w:p>
@@ -2239,6 +2791,10 @@
           <w:p>
             <w:r/>
             <w:r>
+              <w:rPr>
+                <w:b w:val="0"/>
+                <w:i w:val="0"/>
+              </w:rPr>
               <w:t>Node → Left → Right</w:t>
             </w:r>
           </w:p>
@@ -2250,6 +2806,10 @@
           <w:p>
             <w:r/>
             <w:r>
+              <w:rPr>
+                <w:b w:val="0"/>
+                <w:i w:val="0"/>
+              </w:rPr>
               <w:t>F B A D C E G I H</w:t>
             </w:r>
           </w:p>
@@ -2265,10 +2825,15 @@
             <w:r>
               <w:rPr>
                 <w:b/>
+                <w:i w:val="0"/>
               </w:rPr>
               <w:t>In-order</w:t>
             </w:r>
             <w:r>
+              <w:rPr>
+                <w:b w:val="0"/>
+                <w:i w:val="0"/>
+              </w:rPr>
               <w:t xml:space="preserve">   (LNR)</w:t>
             </w:r>
           </w:p>
@@ -2280,6 +2845,10 @@
           <w:p>
             <w:r/>
             <w:r>
+              <w:rPr>
+                <w:b w:val="0"/>
+                <w:i w:val="0"/>
+              </w:rPr>
               <w:t>Left → Node → Right</w:t>
             </w:r>
           </w:p>
@@ -2291,6 +2860,10 @@
           <w:p>
             <w:r/>
             <w:r>
+              <w:rPr>
+                <w:b w:val="0"/>
+                <w:i w:val="0"/>
+              </w:rPr>
               <w:t>A B C D E F G H I</w:t>
             </w:r>
           </w:p>
@@ -2306,10 +2879,15 @@
             <w:r>
               <w:rPr>
                 <w:b/>
+                <w:i w:val="0"/>
               </w:rPr>
               <w:t>Post-order</w:t>
             </w:r>
             <w:r>
+              <w:rPr>
+                <w:b w:val="0"/>
+                <w:i w:val="0"/>
+              </w:rPr>
               <w:t xml:space="preserve"> (LRN)</w:t>
             </w:r>
           </w:p>
@@ -2321,6 +2899,10 @@
           <w:p>
             <w:r/>
             <w:r>
+              <w:rPr>
+                <w:b w:val="0"/>
+                <w:i w:val="0"/>
+              </w:rPr>
               <w:t>Left → Right → Node</w:t>
             </w:r>
           </w:p>
@@ -2332,6 +2914,10 @@
           <w:p>
             <w:r/>
             <w:r>
+              <w:rPr>
+                <w:b w:val="0"/>
+                <w:i w:val="0"/>
+              </w:rPr>
               <w:t>A C E D B H I G F</w:t>
             </w:r>
           </w:p>
@@ -2347,10 +2933,15 @@
             <w:r>
               <w:rPr>
                 <w:b/>
+                <w:i w:val="0"/>
               </w:rPr>
               <w:t>BFS</w:t>
             </w:r>
             <w:r>
+              <w:rPr>
+                <w:b w:val="0"/>
+                <w:i w:val="0"/>
+              </w:rPr>
               <w:t xml:space="preserve"> (breadth-first)</w:t>
             </w:r>
           </w:p>
@@ -2362,6 +2953,10 @@
           <w:p>
             <w:r/>
             <w:r>
+              <w:rPr>
+                <w:b w:val="0"/>
+                <w:i w:val="0"/>
+              </w:rPr>
               <w:t>Level by level, top to bottom</w:t>
             </w:r>
           </w:p>
@@ -2373,6 +2968,10 @@
           <w:p>
             <w:r/>
             <w:r>
+              <w:rPr>
+                <w:b w:val="0"/>
+                <w:i w:val="0"/>
+              </w:rPr>
               <w:t>F B G A D I C E H</w:t>
             </w:r>
           </w:p>
@@ -2384,67 +2983,105 @@
       <w:r>
         <w:rPr>
           <w:b/>
+          <w:i w:val="0"/>
         </w:rPr>
         <w:t>What to remember:</w:t>
       </w:r>
       <w:r>
+        <w:rPr>
+          <w:b w:val="0"/>
+          <w:i w:val="0"/>
+        </w:rPr>
         <w:t xml:space="preserve"> The position of </w:t>
       </w:r>
       <w:r>
         <w:rPr>
           <w:b/>
+          <w:i w:val="0"/>
         </w:rPr>
         <w:t>N</w:t>
       </w:r>
       <w:r>
+        <w:rPr>
+          <w:b w:val="0"/>
+          <w:i w:val="0"/>
+        </w:rPr>
         <w:t xml:space="preserve"> (Node) names the traversal: pre =</w:t>
       </w:r>
     </w:p>
     <w:p>
       <w:r>
         <w:rPr>
+          <w:b w:val="0"/>
           <w:i/>
         </w:rPr>
         <w:t>before</w:t>
       </w:r>
       <w:r>
+        <w:rPr>
+          <w:b w:val="0"/>
+          <w:i w:val="0"/>
+        </w:rPr>
         <w:t xml:space="preserve"> children, in = </w:t>
       </w:r>
       <w:r>
         <w:rPr>
+          <w:b w:val="0"/>
           <w:i/>
         </w:rPr>
         <w:t>between</w:t>
       </w:r>
       <w:r>
+        <w:rPr>
+          <w:b w:val="0"/>
+          <w:i w:val="0"/>
+        </w:rPr>
         <w:t xml:space="preserve">, post = </w:t>
       </w:r>
       <w:r>
         <w:rPr>
+          <w:b w:val="0"/>
           <w:i/>
         </w:rPr>
         <w:t>after</w:t>
       </w:r>
       <w:r>
+        <w:rPr>
+          <w:b w:val="0"/>
+          <w:i w:val="0"/>
+        </w:rPr>
         <w:t>. In-order on a BST gives sorted</w:t>
       </w:r>
     </w:p>
     <w:p>
       <w:r>
+        <w:rPr>
+          <w:b w:val="0"/>
+          <w:i w:val="0"/>
+        </w:rPr>
         <w:t xml:space="preserve">output. BFS uses a </w:t>
       </w:r>
       <w:r>
         <w:rPr>
           <w:b/>
+          <w:i w:val="0"/>
         </w:rPr>
         <w:t>queue</w:t>
       </w:r>
       <w:r>
+        <w:rPr>
+          <w:b w:val="0"/>
+          <w:i w:val="0"/>
+        </w:rPr>
         <w:t xml:space="preserve"> and visits level by level; the depth-first traversals</w:t>
       </w:r>
     </w:p>
     <w:p>
       <w:r>
+        <w:rPr>
+          <w:b w:val="0"/>
+          <w:i w:val="0"/>
+        </w:rPr>
         <w:t>use recursion (a stack).</w:t>
       </w:r>
     </w:p>
@@ -2460,6 +3097,10 @@
         <w:pStyle w:val="Heading2"/>
       </w:pPr>
       <w:r>
+        <w:rPr>
+          <w:b w:val="0"/>
+          <w:i w:val="0"/>
+        </w:rPr>
         <w:t>10. OOP Class Diagram (Inheritance)</w:t>
       </w:r>
     </w:p>
@@ -2549,52 +3190,116 @@
       <w:r>
         <w:rPr>
           <w:b/>
+          <w:i w:val="0"/>
         </w:rPr>
         <w:t>What to remember:</w:t>
       </w:r>
       <w:r>
+        <w:rPr>
+          <w:b w:val="0"/>
+          <w:i w:val="0"/>
+        </w:rPr>
         <w:t xml:space="preserve"> The hollow triangle arrow points **from subclass to</w:t>
       </w:r>
     </w:p>
     <w:p>
       <w:r>
+        <w:rPr>
+          <w:b w:val="0"/>
+          <w:i w:val="0"/>
+        </w:rPr>
         <w:t>superclass</w:t>
       </w:r>
       <w:r>
         <w:rPr>
           <w:b/>
+          <w:i w:val="0"/>
         </w:rPr>
-        <w:t xml:space="preserve">. `-` = private, `+` = public. The subclass </w:t>
+        <w:t xml:space="preserve">. </w:t>
       </w:r>
       <w:r>
+        <w:rPr>
+          <w:rFonts w:ascii="Consolas" w:hAnsi="Consolas"/>
+          <w:b/>
+          <w:i w:val="0"/>
+          <w:sz w:val="19"/>
+        </w:rPr>
+        <w:t>-</w:t>
+      </w:r>
+      <w:r>
+        <w:rPr>
+          <w:b/>
+          <w:i w:val="0"/>
+        </w:rPr>
+        <w:t xml:space="preserve"> = private, </w:t>
+      </w:r>
+      <w:r>
+        <w:rPr>
+          <w:rFonts w:ascii="Consolas" w:hAnsi="Consolas"/>
+          <w:b/>
+          <w:i w:val="0"/>
+          <w:sz w:val="19"/>
+        </w:rPr>
+        <w:t>+</w:t>
+      </w:r>
+      <w:r>
+        <w:rPr>
+          <w:b/>
+          <w:i w:val="0"/>
+        </w:rPr>
+        <w:t xml:space="preserve"> = public. The subclass </w:t>
+      </w:r>
+      <w:r>
+        <w:rPr>
+          <w:b w:val="0"/>
+          <w:i w:val="0"/>
+        </w:rPr>
         <w:t>inherits** all parent</w:t>
       </w:r>
     </w:p>
     <w:p>
       <w:r>
+        <w:rPr>
+          <w:b w:val="0"/>
+          <w:i w:val="0"/>
+        </w:rPr>
         <w:t xml:space="preserve">attributes/methods, can </w:t>
       </w:r>
       <w:r>
         <w:rPr>
           <w:b/>
+          <w:i w:val="0"/>
         </w:rPr>
         <w:t>add</w:t>
       </w:r>
       <w:r>
+        <w:rPr>
+          <w:b w:val="0"/>
+          <w:i w:val="0"/>
+        </w:rPr>
         <w:t xml:space="preserve"> new ones and </w:t>
       </w:r>
       <w:r>
         <w:rPr>
           <w:b/>
+          <w:i w:val="0"/>
         </w:rPr>
         <w:t>override</w:t>
       </w:r>
       <w:r>
+        <w:rPr>
+          <w:b w:val="0"/>
+          <w:i w:val="0"/>
+        </w:rPr>
         <w:t xml:space="preserve"> (polymorphism). Top</w:t>
       </w:r>
     </w:p>
     <w:p>
       <w:r>
+        <w:rPr>
+          <w:b w:val="0"/>
+          <w:i w:val="0"/>
+        </w:rPr>
         <w:t>compartment = name, middle = attributes, bottom = methods.</w:t>
       </w:r>
     </w:p>
@@ -2610,6 +3315,10 @@
         <w:pStyle w:val="Heading2"/>
       </w:pPr>
       <w:r>
+        <w:rPr>
+          <w:b w:val="0"/>
+          <w:i w:val="0"/>
+        </w:rPr>
         <w:t>11. Software Development Lifecycle: Waterfall vs Agile</w:t>
       </w:r>
     </w:p>
@@ -2618,6 +3327,10 @@
         <w:pStyle w:val="Heading3"/>
       </w:pPr>
       <w:r>
+        <w:rPr>
+          <w:b w:val="0"/>
+          <w:i w:val="0"/>
+        </w:rPr>
         <w:t>11a. Waterfall (linear, sequential)</w:t>
       </w:r>
     </w:p>
@@ -2648,6 +3361,10 @@
         <w:pStyle w:val="Heading3"/>
       </w:pPr>
       <w:r>
+        <w:rPr>
+          <w:b w:val="0"/>
+          <w:i w:val="0"/>
+        </w:rPr>
         <w:t>11b. Agile / iterative (repeating loop)</w:t>
       </w:r>
     </w:p>
@@ -2677,25 +3394,42 @@
       <w:r>
         <w:rPr>
           <w:b/>
+          <w:i w:val="0"/>
         </w:rPr>
         <w:t>What to remember:</w:t>
       </w:r>
       <w:r>
+        <w:rPr>
+          <w:b w:val="0"/>
+          <w:i w:val="0"/>
+        </w:rPr>
         <w:t xml:space="preserve"> Waterfall = one pass, each stage finished before the next;</w:t>
       </w:r>
     </w:p>
     <w:p>
       <w:r>
+        <w:rPr>
+          <w:b w:val="0"/>
+          <w:i w:val="0"/>
+        </w:rPr>
         <w:t>good when requirements are fixed, poor at handling change. Agile = short repeated</w:t>
       </w:r>
     </w:p>
     <w:p>
       <w:r>
+        <w:rPr>
+          <w:b w:val="0"/>
+          <w:i w:val="0"/>
+        </w:rPr>
         <w:t>iterations with continuous client feedback; flexible, adapts to changing</w:t>
       </w:r>
     </w:p>
     <w:p>
       <w:r>
+        <w:rPr>
+          <w:b w:val="0"/>
+          <w:i w:val="0"/>
+        </w:rPr>
         <w:t>requirements, delivers working software early.</w:t>
       </w:r>
     </w:p>
@@ -2711,6 +3445,10 @@
         <w:pStyle w:val="Heading2"/>
       </w:pPr>
       <w:r>
+        <w:rPr>
+          <w:b w:val="0"/>
+          <w:i w:val="0"/>
+        </w:rPr>
         <w:t>12. Stages of Compilation</w:t>
       </w:r>
     </w:p>
@@ -2742,57 +3480,93 @@
       <w:r>
         <w:rPr>
           <w:b/>
+          <w:i w:val="0"/>
         </w:rPr>
         <w:t>What to remember:</w:t>
       </w:r>
       <w:r>
+        <w:rPr>
+          <w:b w:val="0"/>
+          <w:i w:val="0"/>
+        </w:rPr>
         <w:t xml:space="preserve"> Order is **Lexical → Syntax → Code generation →</w:t>
       </w:r>
     </w:p>
     <w:p>
       <w:r>
-        <w:t>Optimisation</w:t>
+        <w:rPr>
+          <w:b w:val="0"/>
+          <w:i w:val="0"/>
+        </w:rPr>
+        <w:t>Optimisation*</w:t>
       </w:r>
       <w:r>
         <w:rPr>
+          <w:b w:val="0"/>
           <w:i/>
         </w:rPr>
-        <w:t xml:space="preserve">*. Lexical analysis makes </w:t>
-      </w:r>
-      <w:r>
-        <w:t>tokens</w:t>
+        <w:t xml:space="preserve">. Lexical analysis makes </w:t>
       </w:r>
       <w:r>
         <w:rPr>
+          <w:b w:val="0"/>
+          <w:i w:val="0"/>
+        </w:rPr>
+        <w:t xml:space="preserve">tokens* and the </w:t>
+      </w:r>
+      <w:r>
+        <w:rPr>
+          <w:b w:val="0"/>
           <w:i/>
         </w:rPr>
-        <w:t xml:space="preserve"> and the </w:t>
+        <w:t>symbol table</w:t>
       </w:r>
       <w:r>
-        <w:t>symbol table*; syntax</w:t>
+        <w:rPr>
+          <w:b w:val="0"/>
+          <w:i w:val="0"/>
+        </w:rPr>
+        <w:t>; syntax</w:t>
       </w:r>
     </w:p>
     <w:p>
       <w:r>
+        <w:rPr>
+          <w:b w:val="0"/>
+          <w:i w:val="0"/>
+        </w:rPr>
         <w:t xml:space="preserve">analysis builds a </w:t>
       </w:r>
       <w:r>
         <w:rPr>
+          <w:b w:val="0"/>
           <w:i/>
         </w:rPr>
         <w:t>parse/abstract syntax tree</w:t>
       </w:r>
       <w:r>
+        <w:rPr>
+          <w:b w:val="0"/>
+          <w:i w:val="0"/>
+        </w:rPr>
         <w:t xml:space="preserve"> and finds syntax errors; code</w:t>
       </w:r>
     </w:p>
     <w:p>
       <w:r>
+        <w:rPr>
+          <w:b w:val="0"/>
+          <w:i w:val="0"/>
+        </w:rPr>
         <w:t>generation outputs machine/object code; optimisation improves efficiency</w:t>
       </w:r>
     </w:p>
     <w:p>
       <w:r>
+        <w:rPr>
+          <w:b w:val="0"/>
+          <w:i w:val="0"/>
+        </w:rPr>
         <w:t>(speed/size) without changing behaviour.</w:t>
       </w:r>
     </w:p>
@@ -2806,6 +3580,7 @@
     <w:p>
       <w:r>
         <w:rPr>
+          <w:b w:val="0"/>
           <w:i/>
         </w:rPr>
         <w:t>End of diagram bank. Redraw, check, repeat. Aim to reproduce every label.</w:t>
